--- a/万象五笔-新手教程.docx
+++ b/万象五笔-新手教程.docx
@@ -2999,10 +2999,10 @@
           <w:iCs w:val="false"/>
           <w:snapToGrid w:val="false"/>
           <w:color w:val="000000"/>
-          <w:spacing w:val="-8"/>
-          <w:kern w:val="0"/>
-          <w:sz w:val="34"/>
-          <w:szCs w:val="34"/>
+          <w:spacing w:val="-3"/>
+          <w:kern w:val="0"/>
+          <w:sz w:val="24"/>
+          <w:szCs w:val="24"/>
           <w:highlight w:val="none"/>
           <w:vertAlign w:val="baseline"/>
           <w:em w:val="none"/>
@@ -3067,7 +3067,27 @@
           <w:em w:val="none"/>
           <w:lang w:val="en-US" w:bidi="ar-SA" w:eastAsia="en-US"/>
         </w:rPr>
-        <w:t>个人自定义词典（不参与组句）：在custom_phrase/user.txt放入词库，格式是每行一条中文短语。当不加编码时，重新部署或输入/wjjc即可生成五笔词写入文件，由形词开关控制；已有编码和权重不会覆盖，输入/zyj会把“文件简词”转为“永久简词”即固定在次选的简词，输入/zwj则相反）</w:t>
+        <w:t>个人自定义词典（不参与组句）：在custom_phrase/user.txt放入词库，格式是每行一条中文短语。</w:t>
+      </w:r>
+      <w:r>
+        <w:rPr>
+          <w:rFonts w:ascii="微软雅黑" w:cs="微软雅黑" w:eastAsia="微软雅黑" w:hAnsi="微软雅黑" w:hint="default"/>
+          <w:b w:val="false"/>
+          <w:bCs w:val="false"/>
+          <w:i w:val="false"/>
+          <w:iCs w:val="false"/>
+          <w:snapToGrid w:val="false"/>
+          <w:color w:val="000000"/>
+          <w:spacing w:val="-3"/>
+          <w:kern w:val="0"/>
+          <w:sz w:val="24"/>
+          <w:szCs w:val="24"/>
+          <w:highlight w:val="none"/>
+          <w:vertAlign w:val="baseline"/>
+          <w:em w:val="none"/>
+          <w:lang w:val="en-US" w:bidi="ar-SA" w:eastAsia="en-US"/>
+        </w:rPr>
+        <w:t>当不加编码时，重新部署即可生成五笔简词编码写入文件，并成为由形词开关控制的置顶候选（输入/wjjc只生成编码不产生候选，/wjql清空user.txt）；已有编码和权重（tab制表符作为间隔）不会被覆盖，输入/zyj会把“文件简词”转为“永久简词”即固定在次选的简词，输入/zwj则相反。</w:t>
       </w:r>
     </w:p>
     <w:p>
@@ -5423,6 +5443,121 @@
         <w:textAlignment w:val="baseline"/>
         <w:rPr/>
       </w:pPr>
+      <w:r>
+        <w:rPr>
+          <w:rFonts w:ascii="Arial" w:cs="Arial" w:eastAsia="Arial" w:hAnsi="Arial" w:hint="default"/>
+          <w:b w:val="false"/>
+          <w:bCs w:val="false"/>
+          <w:i w:val="false"/>
+          <w:iCs w:val="false"/>
+          <w:snapToGrid w:val="false"/>
+          <w:color w:val="ababab"/>
+          <w:spacing w:val="-4"/>
+          <w:kern w:val="0"/>
+          <w:sz w:val="24"/>
+          <w:szCs w:val="24"/>
+          <w:highlight w:val="none"/>
+          <w:vertAlign w:val="baseline"/>
+          <w:em w:val="none"/>
+          <w:lang w:val="en-US" w:bidi="ar-SA" w:eastAsia="en-US"/>
+        </w:rPr>
+        <w:t>12.</w:t>
+      </w:r>
+      <w:r>
+        <w:rPr>
+          <w:rFonts w:ascii="Arial" w:cs="Arial" w:eastAsia="Arial" w:hAnsi="Arial" w:hint="default"/>
+          <w:b w:val="false"/>
+          <w:bCs w:val="false"/>
+          <w:i w:val="false"/>
+          <w:iCs w:val="false"/>
+          <w:snapToGrid w:val="false"/>
+          <w:color w:val="ababab"/>
+          <w:spacing w:val="-4"/>
+          <w:kern w:val="0"/>
+          <w:sz w:val="24"/>
+          <w:szCs w:val="24"/>
+          <w:highlight w:val="none"/>
+          <w:vertAlign w:val="baseline"/>
+          <w:em w:val="none"/>
+          <w:lang w:val="en-US" w:bidi="ar-SA" w:eastAsia="en-US"/>
+        </w:rPr>
+        <w:t xml:space="preserve"> </w:t>
+      </w:r>
+      <w:r>
+        <w:rPr>
+          <w:rFonts w:ascii="微软雅黑" w:cs="微软雅黑" w:eastAsia="微软雅黑" w:hAnsi="微软雅黑" w:hint="default"/>
+          <w:b w:val="false"/>
+          <w:bCs w:val="false"/>
+          <w:i w:val="false"/>
+          <w:iCs w:val="false"/>
+          <w:snapToGrid w:val="false"/>
+          <w:color w:val="000000"/>
+          <w:spacing w:val="-4"/>
+          <w:kern w:val="0"/>
+          <w:sz w:val="24"/>
+          <w:szCs w:val="24"/>
+          <w:highlight w:val="none"/>
+          <w:vertAlign w:val="baseline"/>
+          <w:em w:val="none"/>
+          <w:lang w:val="en-US" w:bidi="ar-SA" w:eastAsia="en-US"/>
+        </w:rPr>
+        <w:t>文件检索与管理</w:t>
+      </w:r>
+      <w:r>
+        <w:rPr>
+          <w:rFonts w:ascii="微软雅黑" w:cs="微软雅黑" w:eastAsia="微软雅黑" w:hAnsi="微软雅黑" w:hint="default"/>
+          <w:b w:val="false"/>
+          <w:bCs w:val="false"/>
+          <w:i w:val="false"/>
+          <w:iCs w:val="false"/>
+          <w:snapToGrid w:val="false"/>
+          <w:color w:val="000000"/>
+          <w:spacing w:val="-4"/>
+          <w:kern w:val="0"/>
+          <w:sz w:val="24"/>
+          <w:szCs w:val="24"/>
+          <w:highlight w:val="none"/>
+          <w:vertAlign w:val="baseline"/>
+          <w:em w:val="none"/>
+          <w:lang w:val="en-US" w:bidi="ar-SA" w:eastAsia="en-US"/>
+        </w:rPr>
+        <w:t xml:space="preserve"> </w:t>
+      </w:r>
+      <w:r>
+        <w:rPr>
+          <w:rFonts w:ascii="微软雅黑" w:cs="微软雅黑" w:eastAsia="微软雅黑" w:hAnsi="微软雅黑" w:hint="default"/>
+          <w:b w:val="false"/>
+          <w:bCs w:val="false"/>
+          <w:i w:val="false"/>
+          <w:iCs w:val="false"/>
+          <w:snapToGrid w:val="false"/>
+          <w:color w:val="000000"/>
+          <w:spacing w:val="-4"/>
+          <w:kern w:val="0"/>
+          <w:sz w:val="24"/>
+          <w:szCs w:val="24"/>
+          <w:highlight w:val="none"/>
+          <w:vertAlign w:val="baseline"/>
+          <w:em w:val="none"/>
+          <w:lang w:val="en-US" w:bidi="ar-SA" w:eastAsia="en-US"/>
+        </w:rPr>
+        <w:t>Z前缀</w:t>
+      </w:r>
+    </w:p>
+    <w:p>
+      <w:pPr>
+        <w:pStyle w:val="style0"/>
+        <w:kinsoku w:val="false"/>
+        <w:autoSpaceDE w:val="false"/>
+        <w:autoSpaceDN w:val="false"/>
+        <w:adjustRightInd w:val="false"/>
+        <w:snapToGrid w:val="false"/>
+        <w:spacing w:before="88" w:lineRule="auto" w:line="194"/>
+        <w:ind w:left="402" w:right="181" w:hanging="260"/>
+        <w:jc w:val="left"/>
+        <w:textAlignment w:val="baseline"/>
+        <w:rPr/>
+      </w:pPr>
     </w:p>
     <w:p>
       <w:pPr>
@@ -6164,6 +6299,81 @@
           <w:lang w:val="en-US" w:bidi="ar-SA" w:eastAsia="en-US"/>
         </w:rPr>
         <w:t>输入统计：/tj /rtj /ztj /ytj /ntj  统计清理：/tjql</w:t>
+      </w:r>
+    </w:p>
+    <w:p>
+      <w:pPr>
+        <w:pStyle w:val="style0"/>
+        <w:kinsoku w:val="false"/>
+        <w:autoSpaceDE w:val="false"/>
+        <w:autoSpaceDN w:val="false"/>
+        <w:adjustRightInd w:val="false"/>
+        <w:snapToGrid w:val="false"/>
+        <w:spacing w:before="88" w:lineRule="auto" w:line="194"/>
+        <w:ind w:left="402" w:right="181" w:hanging="260"/>
+        <w:jc w:val="left"/>
+        <w:textAlignment w:val="baseline"/>
+        <w:rPr/>
+      </w:pPr>
+      <w:r>
+        <w:rPr>
+          <w:rFonts w:ascii="Arial" w:cs="Arial" w:eastAsia="Arial" w:hAnsi="Arial" w:hint="default"/>
+          <w:b w:val="false"/>
+          <w:bCs w:val="false"/>
+          <w:i w:val="false"/>
+          <w:iCs w:val="false"/>
+          <w:snapToGrid w:val="false"/>
+          <w:color w:val="ababab"/>
+          <w:spacing w:val="-4"/>
+          <w:kern w:val="0"/>
+          <w:sz w:val="24"/>
+          <w:szCs w:val="24"/>
+          <w:highlight w:val="none"/>
+          <w:vertAlign w:val="baseline"/>
+          <w:em w:val="none"/>
+          <w:lang w:val="en-US" w:bidi="ar-SA" w:eastAsia="en-US"/>
+        </w:rPr>
+        <w:t>9.</w:t>
+      </w:r>
+      <w:r>
+        <w:rPr>
+          <w:rFonts w:ascii="Arial" w:cs="Arial" w:eastAsia="Arial" w:hAnsi="Arial" w:hint="default"/>
+          <w:b w:val="false"/>
+          <w:bCs w:val="false"/>
+          <w:i w:val="false"/>
+          <w:iCs w:val="false"/>
+          <w:snapToGrid w:val="false"/>
+          <w:color w:val="ababab"/>
+          <w:spacing w:val="-4"/>
+          <w:kern w:val="0"/>
+          <w:sz w:val="24"/>
+          <w:szCs w:val="24"/>
+          <w:highlight w:val="none"/>
+          <w:vertAlign w:val="baseline"/>
+          <w:em w:val="none"/>
+          <w:lang w:val="en-US" w:bidi="ar-SA" w:eastAsia="en-US"/>
+        </w:rPr>
+        <w:t xml:space="preserve"> </w:t>
+      </w:r>
+      <w:r>
+        <w:rPr>
+          <w:rFonts w:ascii="微软雅黑" w:cs="微软雅黑" w:eastAsia="微软雅黑" w:hAnsi="微软雅黑" w:hint="default"/>
+          <w:b w:val="false"/>
+          <w:bCs w:val="false"/>
+          <w:i w:val="false"/>
+          <w:iCs w:val="false"/>
+          <w:snapToGrid w:val="false"/>
+          <w:color w:val="000000"/>
+          <w:spacing w:val="-4"/>
+          <w:kern w:val="0"/>
+          <w:sz w:val="24"/>
+          <w:szCs w:val="24"/>
+          <w:highlight w:val="none"/>
+          <w:vertAlign w:val="baseline"/>
+          <w:em w:val="none"/>
+          <w:lang w:val="en-US" w:bidi="ar-SA" w:eastAsia="en-US"/>
+        </w:rPr>
+        <w:t>输入'/zrm'，快速切换为自然码双拼， /flypy→小鹤双拼 /mspy→微软双拼 /zrm→自然码 /sogou→搜狗双拼 /abc→智能ABC /ziguang→紫光双拼 /pyjj→拼音加加 /gbpy→国标双拼 /lxsq→乱序17 /pinyin→全拼</w:t>
       </w:r>
     </w:p>
     <w:p>
@@ -6255,7 +6465,7 @@
                 <w:em w:val="none"/>
                 <w:lang w:val="en-US" w:bidi="ar-SA" w:eastAsia="en-US"/>
               </w:rPr>
-              <w:t>9.</w:t>
+              <w:t>10.</w:t>
             </w:r>
             <w:r>
               <w:rPr>
@@ -10862,12 +11072,9 @@
             </w:pPr>
             <w:r>
               <w:rPr>
-                <w:spacing w:val="-6"/>
-              </w:rPr>
-              <w:t>中英⽂切</w:t>
-            </w:r>
-            <w:r>
-              <w:t xml:space="preserve"> 换</w:t>
+                <w:lang w:val="en-US"/>
+              </w:rPr>
+              <w:t>中/中英⽂切 换</w:t>
             </w:r>
           </w:p>
         </w:tc>
@@ -11002,54 +11209,9 @@
             </w:pPr>
             <w:r>
               <w:rPr>
-                <w:spacing w:val="-23"/>
-                <w:w w:val="94"/>
-              </w:rPr>
-              <w:t>“中”</w:t>
-            </w:r>
-            <w:r>
-              <w:rPr>
-                <w:spacing w:val="-23"/>
-                <w:w w:val="94"/>
                 <w:lang w:val="en-US"/>
               </w:rPr>
-              <w:t xml:space="preserve">  </w:t>
-            </w:r>
-            <w:r>
-              <w:rPr>
-                <w:spacing w:val="-23"/>
-                <w:w w:val="94"/>
-              </w:rPr>
-              <w:t>拼⾳</w:t>
-            </w:r>
-            <w:r>
-              <w:rPr>
-                <w:spacing w:val="-23"/>
-                <w:w w:val="94"/>
-                <w:lang w:val="en-US"/>
-              </w:rPr>
-              <w:t>候选词</w:t>
-            </w:r>
-            <w:r>
-              <w:rPr>
-                <w:spacing w:val="-21"/>
-              </w:rPr>
-              <w:t xml:space="preserve"> </w:t>
-            </w:r>
-            <w:r>
-              <w:rPr>
-                <w:spacing w:val="-23"/>
-                <w:w w:val="94"/>
-              </w:rPr>
-              <w:t>，“英”</w:t>
-            </w:r>
-            <w:r>
-              <w:rPr>
-                <w:spacing w:val="-23"/>
-                <w:w w:val="94"/>
-                <w:lang w:val="en-US"/>
-              </w:rPr>
-              <w:t xml:space="preserve">  英文单词候选词</w:t>
+              <w:t>中”  纯中文候选词 ，“英”  开启英文单词候选词（位于虎码之后</w:t>
             </w:r>
           </w:p>
         </w:tc>
@@ -19069,7 +19231,7 @@
           <w:em w:val="none"/>
           <w:lang w:val="en-US" w:bidi="ar-SA" w:eastAsia="en-US"/>
         </w:rPr>
-        <w:t>ios永久化适配：手动调序（把lua/sequence.txt移走就会自动导出最新调频记录到sequence.txt；放回去部署就会导入； /txql 清除所有调序记录）、自造简词（/jcdr将ios记录导入lua/user_words.lua文件，/jcdc将lua/user_words.lua文件内容导入到ios，/jcql清空所有简词记录）、'`100次上屏记录（/spql清除上屏记录）</w:t>
+        <w:t>ios永久化适配：自造简词（/jcdr将ios记录导入lua/user_words.lua文件，/jcdc将lua/user_words.lua文件内容导入到ios，/jcql清空所有简词记录）</w:t>
       </w:r>
     </w:p>
     <w:p>

--- a/万象五笔-新手教程.docx
+++ b/万象五笔-新手教程.docx
@@ -2541,7 +2541,6 @@
     </w:p>
     <w:p>
       <w:pPr>
-        <w:pStyle w:val="style0"/>
         <w:kinsoku w:val="false"/>
         <w:autoSpaceDE w:val="false"/>
         <w:autoSpaceDN w:val="false"/>
@@ -2551,9 +2550,6 @@
         <w:ind w:left="154"/>
         <w:jc w:val="left"/>
         <w:textAlignment w:val="baseline"/>
-        <w:rPr/>
-      </w:pPr>
-      <w:r>
         <w:rPr>
           <w:rFonts w:ascii="Arial" w:cs="Arial" w:eastAsia="Arial" w:hAnsi="Arial" w:hint="default"/>
           <w:b w:val="false"/>
@@ -2571,8 +2567,7 @@
           <w:em w:val="none"/>
           <w:lang w:val="en-US" w:bidi="ar-SA" w:eastAsia="en-US"/>
         </w:rPr>
-        <w:t>1.</w:t>
-      </w:r>
+      </w:pPr>
       <w:r>
         <w:rPr>
           <w:rFonts w:ascii="Arial" w:cs="Arial" w:eastAsia="Arial" w:hAnsi="Arial" w:hint="default"/>
@@ -2591,6 +2586,26 @@
           <w:em w:val="none"/>
           <w:lang w:val="en-US" w:bidi="ar-SA" w:eastAsia="en-US"/>
         </w:rPr>
+        <w:t>1.</w:t>
+      </w:r>
+      <w:r>
+        <w:rPr>
+          <w:rFonts w:ascii="Arial" w:cs="Arial" w:eastAsia="Arial" w:hAnsi="Arial" w:hint="default"/>
+          <w:b w:val="false"/>
+          <w:bCs w:val="false"/>
+          <w:i w:val="false"/>
+          <w:iCs w:val="false"/>
+          <w:snapToGrid w:val="false"/>
+          <w:color w:val="ababab"/>
+          <w:spacing w:val="-3"/>
+          <w:kern w:val="0"/>
+          <w:sz w:val="24"/>
+          <w:szCs w:val="24"/>
+          <w:highlight w:val="none"/>
+          <w:vertAlign w:val="baseline"/>
+          <w:em w:val="none"/>
+          <w:lang w:val="en-US" w:bidi="ar-SA" w:eastAsia="en-US"/>
+        </w:rPr>
         <w:t xml:space="preserve"> </w:t>
       </w:r>
       <w:r>
@@ -2611,7 +2626,870 @@
           <w:em w:val="none"/>
           <w:lang w:val="en-US" w:bidi="ar-SA" w:eastAsia="en-US"/>
         </w:rPr>
-        <w:t>五笔方案按`反引号作为前缀，然后可以</w:t>
+        <w:t>逐个选字，默认自动造词，可在add_user_dict/enable_auto_phrase:</w:t>
+      </w:r>
+      <w:r>
+        <w:rPr>
+          <w:rFonts w:ascii="微软雅黑" w:cs="微软雅黑" w:eastAsia="微软雅黑" w:hAnsi="微软雅黑" w:hint="default"/>
+          <w:b w:val="false"/>
+          <w:bCs w:val="false"/>
+          <w:i w:val="false"/>
+          <w:iCs w:val="false"/>
+          <w:snapToGrid w:val="false"/>
+          <w:color w:val="000000"/>
+          <w:spacing w:val="-3"/>
+          <w:kern w:val="0"/>
+          <w:sz w:val="24"/>
+          <w:szCs w:val="24"/>
+          <w:highlight w:val="none"/>
+          <w:vertAlign w:val="baseline"/>
+          <w:em w:val="none"/>
+          <w:lang w:val="en-US" w:bidi="ar-SA" w:eastAsia="en-US"/>
+        </w:rPr>
+        <w:t xml:space="preserve"> </w:t>
+      </w:r>
+      <w:r>
+        <w:rPr>
+          <w:rFonts w:ascii="微软雅黑" w:cs="微软雅黑" w:eastAsia="微软雅黑" w:hAnsi="微软雅黑" w:hint="default"/>
+          <w:b w:val="false"/>
+          <w:bCs w:val="false"/>
+          <w:i w:val="false"/>
+          <w:iCs w:val="false"/>
+          <w:snapToGrid w:val="false"/>
+          <w:color w:val="000000"/>
+          <w:spacing w:val="-3"/>
+          <w:kern w:val="0"/>
+          <w:sz w:val="24"/>
+          <w:szCs w:val="24"/>
+          <w:highlight w:val="none"/>
+          <w:vertAlign w:val="baseline"/>
+          <w:em w:val="none"/>
+          <w:lang w:val="en-US" w:bidi="ar-SA" w:eastAsia="en-US"/>
+        </w:rPr>
+        <w:t>true设置为false关闭</w:t>
+      </w:r>
+    </w:p>
+    <w:p>
+      <w:pPr>
+        <w:kinsoku w:val="false"/>
+        <w:autoSpaceDE w:val="false"/>
+        <w:autoSpaceDN w:val="false"/>
+        <w:adjustRightInd w:val="false"/>
+        <w:snapToGrid w:val="false"/>
+        <w:spacing w:before="260" w:lineRule="auto" w:line="184"/>
+        <w:ind w:left="154"/>
+        <w:jc w:val="left"/>
+        <w:textAlignment w:val="baseline"/>
+        <w:rPr>
+          <w:rFonts w:ascii="Arial" w:cs="Arial" w:eastAsia="Arial" w:hAnsi="Arial" w:hint="default"/>
+          <w:b w:val="false"/>
+          <w:bCs w:val="false"/>
+          <w:i w:val="false"/>
+          <w:iCs w:val="false"/>
+          <w:snapToGrid w:val="false"/>
+          <w:color w:val="ababab"/>
+          <w:spacing w:val="-3"/>
+          <w:kern w:val="0"/>
+          <w:sz w:val="24"/>
+          <w:szCs w:val="24"/>
+          <w:highlight w:val="none"/>
+          <w:vertAlign w:val="baseline"/>
+          <w:em w:val="none"/>
+          <w:lang w:val="en-US" w:bidi="ar-SA" w:eastAsia="en-US"/>
+        </w:rPr>
+      </w:pPr>
+      <w:r>
+        <w:rPr>
+          <w:rFonts w:ascii="Arial" w:cs="Arial" w:eastAsia="Arial" w:hAnsi="Arial" w:hint="default"/>
+          <w:b w:val="false"/>
+          <w:bCs w:val="false"/>
+          <w:i w:val="false"/>
+          <w:iCs w:val="false"/>
+          <w:snapToGrid w:val="false"/>
+          <w:color w:val="ababab"/>
+          <w:spacing w:val="-3"/>
+          <w:kern w:val="0"/>
+          <w:sz w:val="24"/>
+          <w:szCs w:val="24"/>
+          <w:highlight w:val="none"/>
+          <w:vertAlign w:val="baseline"/>
+          <w:em w:val="none"/>
+          <w:lang w:val="en-US" w:bidi="ar-SA" w:eastAsia="en-US"/>
+        </w:rPr>
+        <w:t>2.</w:t>
+      </w:r>
+      <w:r>
+        <w:rPr>
+          <w:rFonts w:ascii="Arial" w:cs="Arial" w:eastAsia="Arial" w:hAnsi="Arial" w:hint="default"/>
+          <w:b w:val="false"/>
+          <w:bCs w:val="false"/>
+          <w:i w:val="false"/>
+          <w:iCs w:val="false"/>
+          <w:snapToGrid w:val="false"/>
+          <w:color w:val="ababab"/>
+          <w:spacing w:val="-3"/>
+          <w:kern w:val="0"/>
+          <w:sz w:val="24"/>
+          <w:szCs w:val="24"/>
+          <w:highlight w:val="none"/>
+          <w:vertAlign w:val="baseline"/>
+          <w:em w:val="none"/>
+          <w:lang w:val="en-US" w:bidi="ar-SA" w:eastAsia="en-US"/>
+        </w:rPr>
+        <w:t xml:space="preserve"> </w:t>
+      </w:r>
+      <w:r>
+        <w:rPr>
+          <w:rFonts w:ascii="微软雅黑" w:cs="微软雅黑" w:eastAsia="微软雅黑" w:hAnsi="微软雅黑" w:hint="default"/>
+          <w:b w:val="false"/>
+          <w:bCs w:val="false"/>
+          <w:i w:val="false"/>
+          <w:iCs w:val="false"/>
+          <w:snapToGrid w:val="false"/>
+          <w:color w:val="000000"/>
+          <w:spacing w:val="-3"/>
+          <w:kern w:val="0"/>
+          <w:sz w:val="24"/>
+          <w:szCs w:val="24"/>
+          <w:highlight w:val="none"/>
+          <w:vertAlign w:val="baseline"/>
+          <w:em w:val="none"/>
+          <w:lang w:val="en-US" w:bidi="ar-SA" w:eastAsia="en-US"/>
+        </w:rPr>
+        <w:t>按`反引号作为前缀，然后可以①.选字造词</w:t>
+      </w:r>
+      <w:r>
+        <w:rPr>
+          <w:rFonts w:ascii="微软雅黑" w:cs="微软雅黑" w:eastAsia="微软雅黑" w:hAnsi="微软雅黑" w:hint="default"/>
+          <w:b w:val="false"/>
+          <w:bCs w:val="false"/>
+          <w:i w:val="false"/>
+          <w:iCs w:val="false"/>
+          <w:snapToGrid w:val="false"/>
+          <w:color w:val="000000"/>
+          <w:spacing w:val="-3"/>
+          <w:kern w:val="0"/>
+          <w:sz w:val="24"/>
+          <w:szCs w:val="24"/>
+          <w:highlight w:val="none"/>
+          <w:vertAlign w:val="baseline"/>
+          <w:em w:val="none"/>
+          <w:lang w:val="en-US" w:bidi="ar-SA" w:eastAsia="en-US"/>
+        </w:rPr>
+        <w:t xml:space="preserve">  </w:t>
+      </w:r>
+      <w:r>
+        <w:rPr>
+          <w:rFonts w:ascii="微软雅黑" w:cs="微软雅黑" w:eastAsia="微软雅黑" w:hAnsi="微软雅黑" w:hint="default"/>
+          <w:b w:val="false"/>
+          <w:bCs w:val="false"/>
+          <w:i w:val="false"/>
+          <w:iCs w:val="false"/>
+          <w:snapToGrid w:val="false"/>
+          <w:color w:val="000000"/>
+          <w:spacing w:val="-3"/>
+          <w:kern w:val="0"/>
+          <w:sz w:val="24"/>
+          <w:szCs w:val="24"/>
+          <w:highlight w:val="none"/>
+          <w:vertAlign w:val="baseline"/>
+          <w:em w:val="none"/>
+          <w:lang w:val="en-US" w:bidi="ar-SA" w:eastAsia="en-US"/>
+        </w:rPr>
+        <w:t>②.使用3码每字打出一个2码每字打不出的词，以后这个词就可以2码每字打出来（但是有时候3码每字也无法首打）</w:t>
+      </w:r>
+    </w:p>
+    <w:p>
+      <w:pPr>
+        <w:kinsoku w:val="false"/>
+        <w:autoSpaceDE w:val="false"/>
+        <w:autoSpaceDN w:val="false"/>
+        <w:adjustRightInd w:val="false"/>
+        <w:snapToGrid w:val="false"/>
+        <w:spacing w:before="260" w:lineRule="auto" w:line="184"/>
+        <w:ind w:left="154"/>
+        <w:jc w:val="left"/>
+        <w:textAlignment w:val="baseline"/>
+        <w:rPr>
+          <w:rFonts w:ascii="Arial" w:cs="Arial" w:eastAsia="Arial" w:hAnsi="Arial" w:hint="default"/>
+          <w:b w:val="false"/>
+          <w:bCs w:val="false"/>
+          <w:i w:val="false"/>
+          <w:iCs w:val="false"/>
+          <w:snapToGrid w:val="false"/>
+          <w:color w:val="ababab"/>
+          <w:spacing w:val="-3"/>
+          <w:kern w:val="0"/>
+          <w:sz w:val="24"/>
+          <w:szCs w:val="24"/>
+          <w:highlight w:val="none"/>
+          <w:vertAlign w:val="baseline"/>
+          <w:em w:val="none"/>
+          <w:lang w:val="en-US" w:bidi="ar-SA" w:eastAsia="en-US"/>
+        </w:rPr>
+      </w:pPr>
+      <w:r>
+        <w:rPr>
+          <w:rFonts w:ascii="Arial" w:cs="Arial" w:eastAsia="Arial" w:hAnsi="Arial" w:hint="default"/>
+          <w:b w:val="false"/>
+          <w:bCs w:val="false"/>
+          <w:i w:val="false"/>
+          <w:iCs w:val="false"/>
+          <w:snapToGrid w:val="false"/>
+          <w:color w:val="000000"/>
+          <w:kern w:val="0"/>
+          <w:sz w:val="21"/>
+          <w:szCs w:val="21"/>
+          <w:highlight w:val="none"/>
+          <w:vertAlign w:val="baseline"/>
+          <w:em w:val="none"/>
+          <w:lang w:val="en-US" w:bidi="ar-SA" w:eastAsia="en-US"/>
+        </w:rPr>
+        <w:t xml:space="preserve">  </w:t>
+      </w:r>
+      <w:r>
+        <w:rPr>
+          <w:rFonts w:ascii="Arial" w:cs="Arial" w:eastAsia="Arial" w:hAnsi="Arial" w:hint="default"/>
+          <w:b w:val="false"/>
+          <w:bCs w:val="false"/>
+          <w:i w:val="false"/>
+          <w:iCs w:val="false"/>
+          <w:snapToGrid w:val="false"/>
+          <w:color w:val="000000"/>
+          <w:kern w:val="0"/>
+          <w:sz w:val="21"/>
+          <w:szCs w:val="21"/>
+          <w:highlight w:val="none"/>
+          <w:vertAlign w:val="baseline"/>
+          <w:em w:val="none"/>
+          <w:lang w:val="en-US" w:bidi="ar-SA" w:eastAsia="en-US"/>
+        </w:rPr>
+        <w:t>1</w:t>
+      </w:r>
+      <w:r>
+        <w:rPr>
+          <w:rFonts w:ascii="Arial" w:cs="Arial" w:eastAsia="Arial" w:hAnsi="Arial" w:hint="default"/>
+          <w:b w:val="false"/>
+          <w:bCs w:val="false"/>
+          <w:i w:val="false"/>
+          <w:iCs w:val="false"/>
+          <w:snapToGrid w:val="false"/>
+          <w:color w:val="000000"/>
+          <w:kern w:val="0"/>
+          <w:sz w:val="21"/>
+          <w:szCs w:val="21"/>
+          <w:highlight w:val="none"/>
+          <w:vertAlign w:val="baseline"/>
+          <w:em w:val="none"/>
+          <w:lang w:val="en-US" w:bidi="ar-SA" w:eastAsia="en-US"/>
+        </w:rPr>
+        <w:t>和</w:t>
+      </w:r>
+      <w:r>
+        <w:rPr>
+          <w:rFonts w:ascii="Arial" w:cs="Arial" w:eastAsia="Arial" w:hAnsi="Arial" w:hint="default"/>
+          <w:b w:val="false"/>
+          <w:bCs w:val="false"/>
+          <w:i w:val="false"/>
+          <w:iCs w:val="false"/>
+          <w:snapToGrid w:val="false"/>
+          <w:color w:val="000000"/>
+          <w:kern w:val="0"/>
+          <w:sz w:val="21"/>
+          <w:szCs w:val="21"/>
+          <w:highlight w:val="none"/>
+          <w:vertAlign w:val="baseline"/>
+          <w:em w:val="none"/>
+          <w:lang w:val="en-US" w:bidi="ar-SA" w:eastAsia="en-US"/>
+        </w:rPr>
+        <w:t>2造的词部署一下会出现在ti.txt</w:t>
+      </w:r>
+    </w:p>
+    <w:p>
+      <w:pPr>
+        <w:kinsoku w:val="false"/>
+        <w:autoSpaceDE w:val="false"/>
+        <w:autoSpaceDN w:val="false"/>
+        <w:adjustRightInd w:val="false"/>
+        <w:snapToGrid w:val="false"/>
+        <w:spacing w:before="260" w:lineRule="auto" w:line="184"/>
+        <w:ind w:left="154"/>
+        <w:jc w:val="left"/>
+        <w:textAlignment w:val="baseline"/>
+        <w:rPr>
+          <w:rFonts w:ascii="Arial" w:cs="Arial" w:eastAsia="Arial" w:hAnsi="Arial" w:hint="default"/>
+          <w:b w:val="false"/>
+          <w:bCs w:val="false"/>
+          <w:i w:val="false"/>
+          <w:iCs w:val="false"/>
+          <w:snapToGrid w:val="false"/>
+          <w:color w:val="ababab"/>
+          <w:spacing w:val="-3"/>
+          <w:kern w:val="0"/>
+          <w:sz w:val="24"/>
+          <w:szCs w:val="24"/>
+          <w:highlight w:val="none"/>
+          <w:vertAlign w:val="baseline"/>
+          <w:em w:val="none"/>
+          <w:lang w:val="en-US" w:bidi="ar-SA" w:eastAsia="en-US"/>
+        </w:rPr>
+      </w:pPr>
+      <w:r>
+        <w:rPr>
+          <w:rFonts w:ascii="Arial" w:cs="Arial" w:eastAsia="Arial" w:hAnsi="Arial" w:hint="default"/>
+          <w:b w:val="false"/>
+          <w:bCs w:val="false"/>
+          <w:i w:val="false"/>
+          <w:iCs w:val="false"/>
+          <w:snapToGrid w:val="false"/>
+          <w:color w:val="000000"/>
+          <w:kern w:val="0"/>
+          <w:sz w:val="21"/>
+          <w:szCs w:val="21"/>
+          <w:highlight w:val="none"/>
+          <w:vertAlign w:val="baseline"/>
+          <w:em w:val="none"/>
+          <w:lang w:val="en-US" w:bidi="ar-SA" w:eastAsia="en-US"/>
+        </w:rPr>
+        <w:t xml:space="preserve">  </w:t>
+      </w:r>
+      <w:r>
+        <w:rPr>
+          <w:rFonts w:ascii="Arial" w:cs="Arial" w:eastAsia="Arial" w:hAnsi="Arial" w:hint="default"/>
+          <w:b w:val="false"/>
+          <w:bCs w:val="false"/>
+          <w:i w:val="false"/>
+          <w:iCs w:val="false"/>
+          <w:snapToGrid w:val="false"/>
+          <w:color w:val="000000"/>
+          <w:kern w:val="0"/>
+          <w:sz w:val="21"/>
+          <w:szCs w:val="21"/>
+          <w:highlight w:val="none"/>
+          <w:vertAlign w:val="baseline"/>
+          <w:em w:val="none"/>
+          <w:lang w:val="en-US" w:bidi="ar-SA" w:eastAsia="en-US"/>
+        </w:rPr>
+        <w:t>可以手动</w:t>
+      </w:r>
+      <w:r>
+        <w:rPr>
+          <w:rFonts w:ascii="Arial" w:cs="Arial" w:eastAsia="Arial" w:hAnsi="Arial" w:hint="default"/>
+          <w:b w:val="false"/>
+          <w:bCs w:val="false"/>
+          <w:i w:val="false"/>
+          <w:iCs w:val="false"/>
+          <w:snapToGrid w:val="false"/>
+          <w:color w:val="000000"/>
+          <w:kern w:val="0"/>
+          <w:sz w:val="21"/>
+          <w:szCs w:val="21"/>
+          <w:highlight w:val="none"/>
+          <w:vertAlign w:val="baseline"/>
+          <w:em w:val="none"/>
+          <w:lang w:val="en-US" w:bidi="ar-SA" w:eastAsia="en-US"/>
+        </w:rPr>
+        <w:t>删</w:t>
+      </w:r>
+      <w:r>
+        <w:rPr>
+          <w:rFonts w:ascii="Arial" w:cs="Arial" w:eastAsia="Arial" w:hAnsi="Arial" w:hint="default"/>
+          <w:b w:val="false"/>
+          <w:bCs w:val="false"/>
+          <w:i w:val="false"/>
+          <w:iCs w:val="false"/>
+          <w:snapToGrid w:val="false"/>
+          <w:color w:val="000000"/>
+          <w:kern w:val="0"/>
+          <w:sz w:val="21"/>
+          <w:szCs w:val="21"/>
+          <w:highlight w:val="none"/>
+          <w:vertAlign w:val="baseline"/>
+          <w:em w:val="none"/>
+          <w:lang w:val="en-US" w:bidi="ar-SA" w:eastAsia="en-US"/>
+        </w:rPr>
+        <w:t>改ti.txt然后部署</w:t>
+      </w:r>
+      <w:r>
+        <w:rPr>
+          <w:rFonts w:ascii="Arial" w:cs="Arial" w:eastAsia="Arial" w:hAnsi="Arial" w:hint="default"/>
+          <w:b w:val="false"/>
+          <w:bCs w:val="false"/>
+          <w:i w:val="false"/>
+          <w:iCs w:val="false"/>
+          <w:snapToGrid w:val="false"/>
+          <w:color w:val="000000"/>
+          <w:kern w:val="0"/>
+          <w:sz w:val="21"/>
+          <w:szCs w:val="21"/>
+          <w:highlight w:val="none"/>
+          <w:vertAlign w:val="baseline"/>
+          <w:em w:val="none"/>
+          <w:lang w:val="en-US" w:bidi="ar-SA" w:eastAsia="en-US"/>
+        </w:rPr>
+        <w:t>生</w:t>
+      </w:r>
+      <w:r>
+        <w:rPr>
+          <w:rFonts w:ascii="Arial" w:cs="Arial" w:hAnsi="Arial" w:hint="default"/>
+          <w:b w:val="false"/>
+          <w:bCs w:val="false"/>
+          <w:i w:val="false"/>
+          <w:iCs w:val="false"/>
+          <w:snapToGrid w:val="false"/>
+          <w:color w:val="000000"/>
+          <w:kern w:val="0"/>
+          <w:sz w:val="21"/>
+          <w:szCs w:val="21"/>
+          <w:highlight w:val="none"/>
+          <w:vertAlign w:val="baseline"/>
+          <w:em w:val="none"/>
+          <w:lang w:val="en-US" w:bidi="ar-SA" w:eastAsia="en-US"/>
+        </w:rPr>
+        <w:t>效</w:t>
+      </w:r>
+    </w:p>
+    <w:p>
+      <w:pPr>
+        <w:kinsoku w:val="false"/>
+        <w:autoSpaceDE w:val="false"/>
+        <w:autoSpaceDN w:val="false"/>
+        <w:adjustRightInd w:val="false"/>
+        <w:snapToGrid w:val="false"/>
+        <w:spacing w:before="260" w:lineRule="auto" w:line="184"/>
+        <w:ind w:left="154"/>
+        <w:jc w:val="left"/>
+        <w:textAlignment w:val="baseline"/>
+        <w:rPr>
+          <w:rFonts w:ascii="Arial" w:cs="Arial" w:eastAsia="Arial" w:hAnsi="Arial" w:hint="default"/>
+          <w:b w:val="false"/>
+          <w:bCs w:val="false"/>
+          <w:i w:val="false"/>
+          <w:iCs w:val="false"/>
+          <w:snapToGrid w:val="false"/>
+          <w:color w:val="ababab"/>
+          <w:spacing w:val="-3"/>
+          <w:kern w:val="0"/>
+          <w:sz w:val="24"/>
+          <w:szCs w:val="24"/>
+          <w:highlight w:val="none"/>
+          <w:vertAlign w:val="baseline"/>
+          <w:em w:val="none"/>
+          <w:lang w:val="en-US" w:bidi="ar-SA" w:eastAsia="en-US"/>
+        </w:rPr>
+      </w:pPr>
+      <w:r>
+        <w:rPr>
+          <w:rFonts w:ascii="Arial" w:cs="Arial" w:eastAsia="Arial" w:hAnsi="Arial" w:hint="default"/>
+          <w:b w:val="false"/>
+          <w:bCs w:val="false"/>
+          <w:i w:val="false"/>
+          <w:iCs w:val="false"/>
+          <w:snapToGrid w:val="false"/>
+          <w:color w:val="ababab"/>
+          <w:spacing w:val="-3"/>
+          <w:kern w:val="0"/>
+          <w:sz w:val="24"/>
+          <w:szCs w:val="24"/>
+          <w:highlight w:val="none"/>
+          <w:vertAlign w:val="baseline"/>
+          <w:em w:val="none"/>
+          <w:lang w:val="en-US" w:bidi="ar-SA" w:eastAsia="en-US"/>
+        </w:rPr>
+        <w:t>3.</w:t>
+      </w:r>
+      <w:r>
+        <w:rPr>
+          <w:rFonts w:ascii="Arial" w:cs="Arial" w:eastAsia="Arial" w:hAnsi="Arial" w:hint="default"/>
+          <w:b w:val="false"/>
+          <w:bCs w:val="false"/>
+          <w:i w:val="false"/>
+          <w:iCs w:val="false"/>
+          <w:snapToGrid w:val="false"/>
+          <w:color w:val="ababab"/>
+          <w:spacing w:val="-3"/>
+          <w:kern w:val="0"/>
+          <w:sz w:val="24"/>
+          <w:szCs w:val="24"/>
+          <w:highlight w:val="none"/>
+          <w:vertAlign w:val="baseline"/>
+          <w:em w:val="none"/>
+          <w:lang w:val="en-US" w:bidi="ar-SA" w:eastAsia="en-US"/>
+        </w:rPr>
+        <w:t xml:space="preserve"> </w:t>
+      </w:r>
+      <w:r>
+        <w:rPr>
+          <w:rFonts w:ascii="微软雅黑" w:cs="微软雅黑" w:eastAsia="微软雅黑" w:hAnsi="微软雅黑" w:hint="default"/>
+          <w:b w:val="false"/>
+          <w:bCs w:val="false"/>
+          <w:i w:val="false"/>
+          <w:iCs w:val="false"/>
+          <w:snapToGrid w:val="false"/>
+          <w:color w:val="000000"/>
+          <w:spacing w:val="-3"/>
+          <w:kern w:val="0"/>
+          <w:sz w:val="24"/>
+          <w:szCs w:val="24"/>
+          <w:highlight w:val="none"/>
+          <w:vertAlign w:val="baseline"/>
+          <w:em w:val="none"/>
+          <w:lang w:val="en-US" w:bidi="ar-SA" w:eastAsia="en-US"/>
+        </w:rPr>
+        <w:t>五笔</w:t>
+      </w:r>
+      <w:r>
+        <w:rPr>
+          <w:rFonts w:ascii="微软雅黑" w:cs="微软雅黑" w:eastAsia="微软雅黑" w:hAnsi="微软雅黑" w:hint="default"/>
+          <w:b w:val="false"/>
+          <w:bCs w:val="false"/>
+          <w:i w:val="false"/>
+          <w:iCs w:val="false"/>
+          <w:snapToGrid w:val="false"/>
+          <w:color w:val="000000"/>
+          <w:spacing w:val="-1"/>
+          <w:kern w:val="0"/>
+          <w:sz w:val="24"/>
+          <w:szCs w:val="24"/>
+          <w:highlight w:val="none"/>
+          <w:vertAlign w:val="baseline"/>
+          <w:em w:val="none"/>
+          <w:lang w:val="en-US" w:bidi="ar-SA" w:eastAsia="en-US"/>
+        </w:rPr>
+        <w:t>4码临时简词功能：只要最近上屏了一段文本(无论上屏文本是用五笔还是拼音打出来的)，就可以在次选用4码五笔简词的格式打出这段文字</w:t>
+      </w:r>
+      <w:r>
+        <w:rPr>
+          <w:rFonts w:ascii="微软雅黑" w:cs="微软雅黑" w:eastAsia="微软雅黑" w:hAnsi="微软雅黑" w:hint="default"/>
+          <w:b w:val="false"/>
+          <w:bCs w:val="false"/>
+          <w:i w:val="false"/>
+          <w:iCs w:val="false"/>
+          <w:snapToGrid w:val="false"/>
+          <w:color w:val="000000"/>
+          <w:spacing w:val="-1"/>
+          <w:kern w:val="0"/>
+          <w:sz w:val="24"/>
+          <w:szCs w:val="24"/>
+          <w:highlight w:val="none"/>
+          <w:vertAlign w:val="baseline"/>
+          <w:em w:val="none"/>
+          <w:lang w:val="en-US" w:bidi="ar-SA" w:eastAsia="en-US"/>
+        </w:rPr>
+        <w:t xml:space="preserve"> </w:t>
+      </w:r>
+      <w:r>
+        <w:rPr>
+          <w:rFonts w:ascii="微软雅黑" w:cs="微软雅黑" w:eastAsia="微软雅黑" w:hAnsi="微软雅黑" w:hint="default"/>
+          <w:b w:val="false"/>
+          <w:bCs w:val="false"/>
+          <w:i w:val="false"/>
+          <w:iCs w:val="false"/>
+          <w:snapToGrid w:val="false"/>
+          <w:color w:val="000000"/>
+          <w:spacing w:val="-1"/>
+          <w:kern w:val="0"/>
+          <w:sz w:val="24"/>
+          <w:szCs w:val="24"/>
+          <w:highlight w:val="none"/>
+          <w:vertAlign w:val="baseline"/>
+          <w:em w:val="none"/>
+          <w:lang w:val="en-US" w:bidi="ar-SA" w:eastAsia="en-US"/>
+        </w:rPr>
+        <w:t>，接下来确认上屏的自造词将会被永久化储存在user_words.lua文件中</w:t>
+      </w:r>
+    </w:p>
+    <w:p>
+      <w:pPr>
+        <w:kinsoku w:val="false"/>
+        <w:autoSpaceDE w:val="false"/>
+        <w:autoSpaceDN w:val="false"/>
+        <w:adjustRightInd w:val="false"/>
+        <w:snapToGrid w:val="false"/>
+        <w:spacing w:before="145" w:lineRule="auto" w:line="182"/>
+        <w:ind w:left="56"/>
+        <w:jc w:val="left"/>
+        <w:textAlignment w:val="baseline"/>
+        <w:outlineLvl w:val="0"/>
+        <w:rPr>
+          <w:rFonts w:ascii="Arial" w:cs="Arial" w:eastAsia="Arial" w:hAnsi="Arial" w:hint="default"/>
+          <w:b w:val="false"/>
+          <w:bCs w:val="false"/>
+          <w:i w:val="false"/>
+          <w:iCs w:val="false"/>
+          <w:snapToGrid w:val="false"/>
+          <w:color w:val="ababab"/>
+          <w:spacing w:val="-3"/>
+          <w:kern w:val="0"/>
+          <w:sz w:val="24"/>
+          <w:szCs w:val="24"/>
+          <w:highlight w:val="none"/>
+          <w:vertAlign w:val="baseline"/>
+          <w:em w:val="none"/>
+          <w:lang w:val="en-US" w:bidi="ar-SA" w:eastAsia="en-US"/>
+        </w:rPr>
+      </w:pPr>
+      <w:r>
+        <w:rPr>
+          <w:rFonts w:ascii="Arial" w:cs="Arial" w:eastAsia="Arial" w:hAnsi="Arial" w:hint="default"/>
+          <w:b w:val="false"/>
+          <w:bCs w:val="false"/>
+          <w:i w:val="false"/>
+          <w:iCs w:val="false"/>
+          <w:snapToGrid w:val="false"/>
+          <w:color w:val="ababab"/>
+          <w:spacing w:val="-3"/>
+          <w:kern w:val="0"/>
+          <w:sz w:val="24"/>
+          <w:szCs w:val="24"/>
+          <w:highlight w:val="none"/>
+          <w:vertAlign w:val="baseline"/>
+          <w:em w:val="none"/>
+          <w:lang w:val="en-US" w:bidi="ar-SA" w:eastAsia="en-US"/>
+        </w:rPr>
+        <w:t xml:space="preserve"> </w:t>
+      </w:r>
+      <w:r>
+        <w:rPr>
+          <w:rFonts w:ascii="Arial" w:cs="Arial" w:eastAsia="Arial" w:hAnsi="Arial" w:hint="default"/>
+          <w:b w:val="false"/>
+          <w:bCs w:val="false"/>
+          <w:i w:val="false"/>
+          <w:iCs w:val="false"/>
+          <w:snapToGrid w:val="false"/>
+          <w:color w:val="ababab"/>
+          <w:spacing w:val="-3"/>
+          <w:kern w:val="0"/>
+          <w:sz w:val="24"/>
+          <w:szCs w:val="24"/>
+          <w:highlight w:val="none"/>
+          <w:vertAlign w:val="baseline"/>
+          <w:em w:val="none"/>
+          <w:lang w:val="en-US" w:bidi="ar-SA" w:eastAsia="en-US"/>
+        </w:rPr>
+        <w:t>4.</w:t>
+      </w:r>
+      <w:r>
+        <w:rPr>
+          <w:rFonts w:ascii="Arial" w:cs="Arial" w:eastAsia="Arial" w:hAnsi="Arial" w:hint="default"/>
+          <w:b w:val="false"/>
+          <w:bCs w:val="false"/>
+          <w:i w:val="false"/>
+          <w:iCs w:val="false"/>
+          <w:snapToGrid w:val="false"/>
+          <w:color w:val="ababab"/>
+          <w:spacing w:val="-3"/>
+          <w:kern w:val="0"/>
+          <w:sz w:val="24"/>
+          <w:szCs w:val="24"/>
+          <w:highlight w:val="none"/>
+          <w:vertAlign w:val="baseline"/>
+          <w:em w:val="none"/>
+          <w:lang w:val="en-US" w:bidi="ar-SA" w:eastAsia="en-US"/>
+        </w:rPr>
+        <w:t xml:space="preserve"> </w:t>
+      </w:r>
+      <w:r>
+        <w:rPr>
+          <w:rFonts w:ascii="微软雅黑" w:cs="微软雅黑" w:eastAsia="微软雅黑" w:hAnsi="微软雅黑" w:hint="default"/>
+          <w:b w:val="false"/>
+          <w:bCs w:val="false"/>
+          <w:i w:val="false"/>
+          <w:iCs w:val="false"/>
+          <w:snapToGrid w:val="false"/>
+          <w:color w:val="000000"/>
+          <w:spacing w:val="-3"/>
+          <w:kern w:val="0"/>
+          <w:sz w:val="24"/>
+          <w:szCs w:val="24"/>
+          <w:highlight w:val="none"/>
+          <w:vertAlign w:val="baseline"/>
+          <w:em w:val="none"/>
+          <w:lang w:val="en-US" w:bidi="ar-SA" w:eastAsia="en-US"/>
+        </w:rPr>
+        <w:t>置顶词典（不参与组句）：修改custom_phrase/user.txt，每行一条，由形词开关控制，支持自动上屏</w:t>
+      </w:r>
+    </w:p>
+    <w:p>
+      <w:pPr>
+        <w:kinsoku w:val="false"/>
+        <w:autoSpaceDE w:val="false"/>
+        <w:autoSpaceDN w:val="false"/>
+        <w:adjustRightInd w:val="false"/>
+        <w:snapToGrid w:val="false"/>
+        <w:spacing w:before="145" w:lineRule="auto" w:line="182"/>
+        <w:ind w:left="56"/>
+        <w:jc w:val="left"/>
+        <w:textAlignment w:val="baseline"/>
+        <w:outlineLvl w:val="0"/>
+        <w:rPr>
+          <w:rFonts w:ascii="Arial" w:cs="Arial" w:eastAsia="Arial" w:hAnsi="Arial" w:hint="default"/>
+          <w:b w:val="false"/>
+          <w:bCs w:val="false"/>
+          <w:i w:val="false"/>
+          <w:iCs w:val="false"/>
+          <w:snapToGrid w:val="false"/>
+          <w:color w:val="ababab"/>
+          <w:spacing w:val="-3"/>
+          <w:kern w:val="0"/>
+          <w:sz w:val="24"/>
+          <w:szCs w:val="24"/>
+          <w:highlight w:val="none"/>
+          <w:vertAlign w:val="baseline"/>
+          <w:em w:val="none"/>
+          <w:lang w:val="en-US" w:bidi="ar-SA" w:eastAsia="en-US"/>
+        </w:rPr>
+      </w:pPr>
+      <w:r>
+        <w:rPr>
+          <w:rFonts w:ascii="微软雅黑" w:cs="微软雅黑" w:eastAsia="微软雅黑" w:hAnsi="微软雅黑" w:hint="default"/>
+          <w:b w:val="false"/>
+          <w:bCs w:val="false"/>
+          <w:i w:val="false"/>
+          <w:iCs w:val="false"/>
+          <w:snapToGrid w:val="false"/>
+          <w:color w:val="000000"/>
+          <w:spacing w:val="-3"/>
+          <w:kern w:val="0"/>
+          <w:sz w:val="24"/>
+          <w:szCs w:val="24"/>
+          <w:highlight w:val="none"/>
+          <w:vertAlign w:val="baseline"/>
+          <w:em w:val="none"/>
+          <w:lang w:val="en-US" w:bidi="ar-SA" w:eastAsia="en-US"/>
+        </w:rPr>
+        <w:t xml:space="preserve">  </w:t>
+      </w:r>
+      <w:r>
+        <w:rPr>
+          <w:rFonts w:ascii="微软雅黑" w:cs="微软雅黑" w:eastAsia="微软雅黑" w:hAnsi="微软雅黑" w:hint="default"/>
+          <w:b w:val="false"/>
+          <w:bCs w:val="false"/>
+          <w:i w:val="false"/>
+          <w:iCs w:val="false"/>
+          <w:snapToGrid w:val="false"/>
+          <w:color w:val="000000"/>
+          <w:spacing w:val="-3"/>
+          <w:kern w:val="0"/>
+          <w:sz w:val="24"/>
+          <w:szCs w:val="24"/>
+          <w:highlight w:val="none"/>
+          <w:vertAlign w:val="baseline"/>
+          <w:em w:val="none"/>
+          <w:lang w:val="en-US" w:bidi="ar-SA" w:eastAsia="en-US"/>
+        </w:rPr>
+        <w:t>①.可自定义编码（和权重），tab制表符作为间隔，支持英文候选；</w:t>
+      </w:r>
+    </w:p>
+    <w:p>
+      <w:pPr>
+        <w:kinsoku w:val="false"/>
+        <w:autoSpaceDE w:val="false"/>
+        <w:autoSpaceDN w:val="false"/>
+        <w:adjustRightInd w:val="false"/>
+        <w:snapToGrid w:val="false"/>
+        <w:spacing w:before="145" w:lineRule="auto" w:line="182"/>
+        <w:ind w:left="56"/>
+        <w:jc w:val="left"/>
+        <w:textAlignment w:val="baseline"/>
+        <w:outlineLvl w:val="0"/>
+        <w:rPr>
+          <w:rFonts w:ascii="Arial" w:cs="Arial" w:eastAsia="Arial" w:hAnsi="Arial" w:hint="default"/>
+          <w:b w:val="false"/>
+          <w:bCs w:val="false"/>
+          <w:i w:val="false"/>
+          <w:iCs w:val="false"/>
+          <w:snapToGrid w:val="false"/>
+          <w:color w:val="ababab"/>
+          <w:spacing w:val="-3"/>
+          <w:kern w:val="0"/>
+          <w:sz w:val="24"/>
+          <w:szCs w:val="24"/>
+          <w:highlight w:val="none"/>
+          <w:vertAlign w:val="baseline"/>
+          <w:em w:val="none"/>
+          <w:lang w:val="en-US" w:bidi="ar-SA" w:eastAsia="en-US"/>
+        </w:rPr>
+      </w:pPr>
+      <w:r>
+        <w:rPr>
+          <w:rFonts w:ascii="微软雅黑" w:cs="微软雅黑" w:eastAsia="微软雅黑" w:hAnsi="微软雅黑" w:hint="default"/>
+          <w:b w:val="false"/>
+          <w:bCs w:val="false"/>
+          <w:i w:val="false"/>
+          <w:iCs w:val="false"/>
+          <w:snapToGrid w:val="false"/>
+          <w:color w:val="000000"/>
+          <w:spacing w:val="-3"/>
+          <w:kern w:val="0"/>
+          <w:sz w:val="24"/>
+          <w:szCs w:val="24"/>
+          <w:highlight w:val="none"/>
+          <w:vertAlign w:val="baseline"/>
+          <w:em w:val="none"/>
+          <w:lang w:val="en-US" w:bidi="ar-SA" w:eastAsia="en-US"/>
+        </w:rPr>
+        <w:t xml:space="preserve">  </w:t>
+      </w:r>
+      <w:r>
+        <w:rPr>
+          <w:rFonts w:ascii="微软雅黑" w:cs="微软雅黑" w:eastAsia="微软雅黑" w:hAnsi="微软雅黑" w:hint="default"/>
+          <w:b w:val="false"/>
+          <w:bCs w:val="false"/>
+          <w:i w:val="false"/>
+          <w:iCs w:val="false"/>
+          <w:snapToGrid w:val="false"/>
+          <w:color w:val="000000"/>
+          <w:spacing w:val="-3"/>
+          <w:kern w:val="0"/>
+          <w:sz w:val="24"/>
+          <w:szCs w:val="24"/>
+          <w:highlight w:val="none"/>
+          <w:vertAlign w:val="baseline"/>
+          <w:em w:val="none"/>
+          <w:lang w:val="en-US" w:bidi="ar-SA" w:eastAsia="en-US"/>
+        </w:rPr>
+        <w:t>②.或不写编码，重新部署即生成简词</w:t>
+      </w:r>
+      <w:r>
+        <w:rPr>
+          <w:rFonts w:ascii="微软雅黑" w:cs="微软雅黑" w:eastAsia="微软雅黑" w:hAnsi="微软雅黑" w:hint="default"/>
+          <w:b w:val="false"/>
+          <w:bCs w:val="false"/>
+          <w:i w:val="false"/>
+          <w:iCs w:val="false"/>
+          <w:snapToGrid w:val="false"/>
+          <w:color w:val="000000"/>
+          <w:spacing w:val="-3"/>
+          <w:kern w:val="0"/>
+          <w:sz w:val="24"/>
+          <w:szCs w:val="24"/>
+          <w:highlight w:val="none"/>
+          <w:vertAlign w:val="baseline"/>
+          <w:em w:val="none"/>
+          <w:lang w:val="en-US" w:bidi="ar-SA" w:eastAsia="en-US"/>
+        </w:rPr>
+        <w:t xml:space="preserve"> </w:t>
+      </w:r>
+      <w:r>
+        <w:rPr>
+          <w:rFonts w:ascii="微软雅黑" w:cs="微软雅黑" w:eastAsia="微软雅黑" w:hAnsi="微软雅黑" w:hint="default"/>
+          <w:b w:val="false"/>
+          <w:bCs w:val="false"/>
+          <w:i w:val="false"/>
+          <w:iCs w:val="false"/>
+          <w:snapToGrid w:val="false"/>
+          <w:color w:val="000000"/>
+          <w:spacing w:val="-3"/>
+          <w:kern w:val="0"/>
+          <w:sz w:val="24"/>
+          <w:szCs w:val="24"/>
+          <w:highlight w:val="none"/>
+          <w:vertAlign w:val="baseline"/>
+          <w:em w:val="none"/>
+          <w:lang w:val="en-US" w:bidi="ar-SA" w:eastAsia="en-US"/>
+        </w:rPr>
+        <w:t>（输入/wjjc只在文件内生成编码不产生候选，/wjql清空user.txt；输入/zyj会把“文件简词”转为“永久简词”即固定在次选的简词，输入/zwj则相反）</w:t>
       </w:r>
     </w:p>
     <w:p>
@@ -2630,275 +3508,6 @@
       </w:pPr>
       <w:r>
         <w:rPr>
-          <w:rFonts w:ascii="微软雅黑" w:cs="微软雅黑" w:eastAsia="微软雅黑" w:hAnsi="微软雅黑" w:hint="default"/>
-          <w:b w:val="false"/>
-          <w:bCs w:val="false"/>
-          <w:i w:val="false"/>
-          <w:iCs w:val="false"/>
-          <w:snapToGrid w:val="false"/>
-          <w:color w:val="000000"/>
-          <w:spacing w:val="-3"/>
-          <w:kern w:val="0"/>
-          <w:sz w:val="24"/>
-          <w:szCs w:val="24"/>
-          <w:highlight w:val="none"/>
-          <w:vertAlign w:val="baseline"/>
-          <w:em w:val="none"/>
-          <w:lang w:val="en-US" w:bidi="ar-SA" w:eastAsia="en-US"/>
-        </w:rPr>
-        <w:t xml:space="preserve">   </w:t>
-      </w:r>
-      <w:r>
-        <w:rPr>
-          <w:rFonts w:ascii="微软雅黑" w:cs="微软雅黑" w:eastAsia="微软雅黑" w:hAnsi="微软雅黑" w:hint="default"/>
-          <w:b w:val="false"/>
-          <w:bCs w:val="false"/>
-          <w:i w:val="false"/>
-          <w:iCs w:val="false"/>
-          <w:snapToGrid w:val="false"/>
-          <w:color w:val="000000"/>
-          <w:spacing w:val="-3"/>
-          <w:kern w:val="0"/>
-          <w:sz w:val="24"/>
-          <w:szCs w:val="24"/>
-          <w:highlight w:val="none"/>
-          <w:vertAlign w:val="baseline"/>
-          <w:em w:val="none"/>
-          <w:lang w:val="en-US" w:bidi="ar-SA" w:eastAsia="en-US"/>
-        </w:rPr>
-        <w:t>①.使用3码一字打出一个2码打不出的词，以后这个词就可以2码打出来（但是有时候3码也无法首打）</w:t>
-      </w:r>
-    </w:p>
-    <w:p>
-      <w:pPr>
-        <w:pStyle w:val="style0"/>
-        <w:kinsoku w:val="false"/>
-        <w:autoSpaceDE w:val="false"/>
-        <w:autoSpaceDN w:val="false"/>
-        <w:adjustRightInd w:val="false"/>
-        <w:snapToGrid w:val="false"/>
-        <w:spacing w:before="260" w:lineRule="auto" w:line="184"/>
-        <w:ind w:left="154"/>
-        <w:jc w:val="left"/>
-        <w:textAlignment w:val="baseline"/>
-        <w:rPr/>
-      </w:pPr>
-      <w:r>
-        <w:rPr>
-          <w:rFonts w:ascii="微软雅黑" w:cs="微软雅黑" w:eastAsia="微软雅黑" w:hAnsi="微软雅黑" w:hint="default"/>
-          <w:b w:val="false"/>
-          <w:bCs w:val="false"/>
-          <w:i w:val="false"/>
-          <w:iCs w:val="false"/>
-          <w:snapToGrid w:val="false"/>
-          <w:color w:val="000000"/>
-          <w:spacing w:val="-3"/>
-          <w:kern w:val="0"/>
-          <w:sz w:val="24"/>
-          <w:szCs w:val="24"/>
-          <w:highlight w:val="none"/>
-          <w:vertAlign w:val="baseline"/>
-          <w:em w:val="none"/>
-          <w:lang w:val="en-US" w:bidi="ar-SA" w:eastAsia="en-US"/>
-        </w:rPr>
-        <w:t xml:space="preserve">   </w:t>
-      </w:r>
-      <w:r>
-        <w:rPr>
-          <w:rFonts w:ascii="微软雅黑" w:cs="微软雅黑" w:eastAsia="微软雅黑" w:hAnsi="微软雅黑" w:hint="default"/>
-          <w:b w:val="false"/>
-          <w:bCs w:val="false"/>
-          <w:i w:val="false"/>
-          <w:iCs w:val="false"/>
-          <w:snapToGrid w:val="false"/>
-          <w:color w:val="000000"/>
-          <w:spacing w:val="-3"/>
-          <w:kern w:val="0"/>
-          <w:sz w:val="24"/>
-          <w:szCs w:val="24"/>
-          <w:highlight w:val="none"/>
-          <w:vertAlign w:val="baseline"/>
-          <w:em w:val="none"/>
-          <w:lang w:val="en-US" w:bidi="ar-SA" w:eastAsia="en-US"/>
-        </w:rPr>
-        <w:t>②.输入需要造词的编码，逐个选字，以后这个词就可以2-4码打出来</w:t>
-      </w:r>
-    </w:p>
-    <w:p>
-      <w:pPr>
-        <w:pStyle w:val="style0"/>
-        <w:kinsoku w:val="false"/>
-        <w:autoSpaceDE w:val="false"/>
-        <w:autoSpaceDN w:val="false"/>
-        <w:adjustRightInd w:val="false"/>
-        <w:snapToGrid w:val="false"/>
-        <w:spacing w:before="260" w:lineRule="auto" w:line="184"/>
-        <w:ind w:left="154"/>
-        <w:jc w:val="left"/>
-        <w:textAlignment w:val="baseline"/>
-        <w:rPr/>
-      </w:pPr>
-      <w:r>
-        <w:rPr>
-          <w:rFonts w:ascii="Arial" w:cs="Arial" w:eastAsia="Arial" w:hAnsi="Arial" w:hint="default"/>
-          <w:b w:val="false"/>
-          <w:bCs w:val="false"/>
-          <w:i w:val="false"/>
-          <w:iCs w:val="false"/>
-          <w:snapToGrid w:val="false"/>
-          <w:color w:val="000000"/>
-          <w:kern w:val="0"/>
-          <w:sz w:val="21"/>
-          <w:szCs w:val="21"/>
-          <w:highlight w:val="none"/>
-          <w:vertAlign w:val="baseline"/>
-          <w:em w:val="none"/>
-          <w:lang w:val="en-US" w:bidi="ar-SA" w:eastAsia="en-US"/>
-        </w:rPr>
-        <w:t xml:space="preserve">  </w:t>
-      </w:r>
-      <w:r>
-        <w:rPr>
-          <w:rFonts w:ascii="Arial" w:cs="Arial" w:eastAsia="Arial" w:hAnsi="Arial" w:hint="default"/>
-          <w:b w:val="false"/>
-          <w:bCs w:val="false"/>
-          <w:i w:val="false"/>
-          <w:iCs w:val="false"/>
-          <w:snapToGrid w:val="false"/>
-          <w:color w:val="000000"/>
-          <w:kern w:val="0"/>
-          <w:sz w:val="21"/>
-          <w:szCs w:val="21"/>
-          <w:highlight w:val="none"/>
-          <w:vertAlign w:val="baseline"/>
-          <w:em w:val="none"/>
-          <w:lang w:val="en-US" w:bidi="ar-SA" w:eastAsia="en-US"/>
-        </w:rPr>
-        <w:t>新造的词部署一下会出现在ti.txt</w:t>
-      </w:r>
-    </w:p>
-    <w:p>
-      <w:pPr>
-        <w:pStyle w:val="style0"/>
-        <w:kinsoku w:val="false"/>
-        <w:autoSpaceDE w:val="false"/>
-        <w:autoSpaceDN w:val="false"/>
-        <w:adjustRightInd w:val="false"/>
-        <w:snapToGrid w:val="false"/>
-        <w:spacing w:before="260" w:lineRule="auto" w:line="184"/>
-        <w:ind w:left="154"/>
-        <w:jc w:val="left"/>
-        <w:textAlignment w:val="baseline"/>
-        <w:rPr/>
-      </w:pPr>
-      <w:r>
-        <w:rPr>
-          <w:rFonts w:ascii="Arial" w:cs="Arial" w:eastAsia="Arial" w:hAnsi="Arial" w:hint="default"/>
-          <w:b w:val="false"/>
-          <w:bCs w:val="false"/>
-          <w:i w:val="false"/>
-          <w:iCs w:val="false"/>
-          <w:snapToGrid w:val="false"/>
-          <w:color w:val="000000"/>
-          <w:kern w:val="0"/>
-          <w:sz w:val="21"/>
-          <w:szCs w:val="21"/>
-          <w:highlight w:val="none"/>
-          <w:vertAlign w:val="baseline"/>
-          <w:em w:val="none"/>
-          <w:lang w:val="en-US" w:bidi="ar-SA" w:eastAsia="en-US"/>
-        </w:rPr>
-        <w:t xml:space="preserve">  </w:t>
-      </w:r>
-      <w:r>
-        <w:rPr>
-          <w:rFonts w:ascii="Arial" w:cs="Arial" w:eastAsia="Arial" w:hAnsi="Arial" w:hint="default"/>
-          <w:b w:val="false"/>
-          <w:bCs w:val="false"/>
-          <w:i w:val="false"/>
-          <w:iCs w:val="false"/>
-          <w:snapToGrid w:val="false"/>
-          <w:color w:val="000000"/>
-          <w:kern w:val="0"/>
-          <w:sz w:val="21"/>
-          <w:szCs w:val="21"/>
-          <w:highlight w:val="none"/>
-          <w:vertAlign w:val="baseline"/>
-          <w:em w:val="none"/>
-          <w:lang w:val="en-US" w:bidi="ar-SA" w:eastAsia="en-US"/>
-        </w:rPr>
-        <w:t>可以手动修改ti.txt然后部署就能删除或添加词</w:t>
-      </w:r>
-    </w:p>
-    <w:p>
-      <w:pPr>
-        <w:pStyle w:val="style0"/>
-        <w:kinsoku w:val="false"/>
-        <w:autoSpaceDE w:val="false"/>
-        <w:autoSpaceDN w:val="false"/>
-        <w:adjustRightInd w:val="false"/>
-        <w:snapToGrid w:val="false"/>
-        <w:spacing w:before="260" w:lineRule="auto" w:line="184"/>
-        <w:ind w:left="154"/>
-        <w:jc w:val="left"/>
-        <w:textAlignment w:val="baseline"/>
-        <w:rPr/>
-      </w:pPr>
-      <w:r>
-        <w:rPr>
-          <w:rFonts w:ascii="Arial" w:cs="Arial" w:eastAsia="Arial" w:hAnsi="Arial" w:hint="default"/>
-          <w:b w:val="false"/>
-          <w:bCs w:val="false"/>
-          <w:i w:val="false"/>
-          <w:iCs w:val="false"/>
-          <w:snapToGrid w:val="false"/>
-          <w:color w:val="000000"/>
-          <w:kern w:val="0"/>
-          <w:sz w:val="21"/>
-          <w:szCs w:val="21"/>
-          <w:highlight w:val="none"/>
-          <w:vertAlign w:val="baseline"/>
-          <w:em w:val="none"/>
-          <w:lang w:val="en-US" w:bidi="ar-SA" w:eastAsia="en-US"/>
-        </w:rPr>
-        <w:t xml:space="preserve">  </w:t>
-      </w:r>
-      <w:r>
-        <w:rPr>
-          <w:rFonts w:ascii="Arial" w:cs="Arial" w:eastAsia="Arial" w:hAnsi="Arial" w:hint="default"/>
-          <w:b w:val="false"/>
-          <w:bCs w:val="false"/>
-          <w:i w:val="false"/>
-          <w:iCs w:val="false"/>
-          <w:snapToGrid w:val="false"/>
-          <w:color w:val="000000"/>
-          <w:kern w:val="0"/>
-          <w:sz w:val="21"/>
-          <w:szCs w:val="21"/>
-          <w:highlight w:val="none"/>
-          <w:vertAlign w:val="baseline"/>
-          <w:em w:val="none"/>
-          <w:lang w:val="en-US" w:bidi="ar-SA" w:eastAsia="en-US"/>
-        </w:rPr>
-        <w:t>默认方案与23、原码方案的自造词因为编码不同，不能互通</w:t>
-      </w:r>
-    </w:p>
-    <w:p>
-      <w:pPr>
-        <w:pStyle w:val="style0"/>
-        <w:kinsoku w:val="false"/>
-        <w:autoSpaceDE w:val="false"/>
-        <w:autoSpaceDN w:val="false"/>
-        <w:adjustRightInd w:val="false"/>
-        <w:snapToGrid w:val="false"/>
-        <w:spacing w:before="260" w:lineRule="auto" w:line="184"/>
-        <w:ind w:left="154"/>
-        <w:jc w:val="left"/>
-        <w:textAlignment w:val="baseline"/>
-        <w:rPr/>
-      </w:pPr>
-      <w:r>
-        <w:rPr>
           <w:rFonts w:ascii="Arial" w:cs="Arial" w:eastAsia="Arial" w:hAnsi="Arial" w:hint="default"/>
           <w:b w:val="false"/>
           <w:bCs w:val="false"/>
@@ -2915,7 +3524,7 @@
           <w:em w:val="none"/>
           <w:lang w:val="en-US" w:bidi="ar-SA" w:eastAsia="en-US"/>
         </w:rPr>
-        <w:t>2.</w:t>
+        <w:t>5.</w:t>
       </w:r>
       <w:r>
         <w:rPr>
@@ -2955,139 +3564,7 @@
           <w:em w:val="none"/>
           <w:lang w:val="en-US" w:bidi="ar-SA" w:eastAsia="en-US"/>
         </w:rPr>
-        <w:t>五笔</w:t>
-      </w:r>
-      <w:r>
-        <w:rPr>
-          <w:rFonts w:ascii="微软雅黑" w:cs="微软雅黑" w:eastAsia="微软雅黑" w:hAnsi="微软雅黑" w:hint="default"/>
-          <w:b w:val="false"/>
-          <w:bCs w:val="false"/>
-          <w:i w:val="false"/>
-          <w:iCs w:val="false"/>
-          <w:snapToGrid w:val="false"/>
-          <w:color w:val="000000"/>
-          <w:spacing w:val="-1"/>
-          <w:kern w:val="0"/>
-          <w:sz w:val="24"/>
-          <w:szCs w:val="24"/>
-          <w:highlight w:val="none"/>
-          <w:vertAlign w:val="baseline"/>
-          <w:em w:val="none"/>
-          <w:lang w:val="en-US" w:bidi="ar-SA" w:eastAsia="en-US"/>
-        </w:rPr>
-        <w:t>4码临时简词功能：只要最近上屏了一段文本(无论上屏文本是用五笔还是拼音打出来的)，就可以在次选用4码五笔词的格式打出这段文字 ，接下来确认上屏的自造词将会被永久化储存在user_words.lua文件中</w:t>
-      </w:r>
-    </w:p>
-    <w:p>
-      <w:pPr>
-        <w:pStyle w:val="style0"/>
-        <w:kinsoku w:val="false"/>
-        <w:autoSpaceDE w:val="false"/>
-        <w:autoSpaceDN w:val="false"/>
-        <w:adjustRightInd w:val="false"/>
-        <w:snapToGrid w:val="false"/>
-        <w:spacing w:before="145" w:lineRule="auto" w:line="182"/>
-        <w:ind w:left="56"/>
-        <w:jc w:val="left"/>
-        <w:textAlignment w:val="baseline"/>
-        <w:outlineLvl w:val="0"/>
-        <w:rPr>
-          <w:rFonts w:ascii="微软雅黑" w:cs="微软雅黑" w:eastAsia="微软雅黑" w:hAnsi="微软雅黑" w:hint="default"/>
-          <w:b w:val="false"/>
-          <w:bCs w:val="false"/>
-          <w:i w:val="false"/>
-          <w:iCs w:val="false"/>
-          <w:snapToGrid w:val="false"/>
-          <w:color w:val="000000"/>
-          <w:spacing w:val="-3"/>
-          <w:kern w:val="0"/>
-          <w:sz w:val="24"/>
-          <w:szCs w:val="24"/>
-          <w:highlight w:val="none"/>
-          <w:vertAlign w:val="baseline"/>
-          <w:em w:val="none"/>
-          <w:lang w:val="en-US" w:bidi="ar-SA" w:eastAsia="en-US"/>
-        </w:rPr>
-      </w:pPr>
-      <w:r>
-        <w:rPr>
-          <w:rFonts w:ascii="Arial" w:cs="Arial" w:eastAsia="Arial" w:hAnsi="Arial" w:hint="default"/>
-          <w:b w:val="false"/>
-          <w:bCs w:val="false"/>
-          <w:i w:val="false"/>
-          <w:iCs w:val="false"/>
-          <w:snapToGrid w:val="false"/>
-          <w:color w:val="ababab"/>
-          <w:spacing w:val="-3"/>
-          <w:kern w:val="0"/>
-          <w:sz w:val="24"/>
-          <w:szCs w:val="24"/>
-          <w:highlight w:val="none"/>
-          <w:vertAlign w:val="baseline"/>
-          <w:em w:val="none"/>
-          <w:lang w:val="en-US" w:bidi="ar-SA" w:eastAsia="en-US"/>
-        </w:rPr>
-        <w:t xml:space="preserve"> 3.</w:t>
-      </w:r>
-      <w:r>
-        <w:rPr>
-          <w:rFonts w:ascii="Arial" w:cs="Arial" w:eastAsia="Arial" w:hAnsi="Arial" w:hint="default"/>
-          <w:b w:val="false"/>
-          <w:bCs w:val="false"/>
-          <w:i w:val="false"/>
-          <w:iCs w:val="false"/>
-          <w:snapToGrid w:val="false"/>
-          <w:color w:val="ababab"/>
-          <w:spacing w:val="-3"/>
-          <w:kern w:val="0"/>
-          <w:sz w:val="24"/>
-          <w:szCs w:val="24"/>
-          <w:highlight w:val="none"/>
-          <w:vertAlign w:val="baseline"/>
-          <w:em w:val="none"/>
-          <w:lang w:val="en-US" w:bidi="ar-SA" w:eastAsia="en-US"/>
-        </w:rPr>
-        <w:t xml:space="preserve"> </w:t>
-      </w:r>
-      <w:r>
-        <w:rPr>
-          <w:rFonts w:ascii="微软雅黑" w:cs="微软雅黑" w:eastAsia="微软雅黑" w:hAnsi="微软雅黑" w:hint="default"/>
-          <w:b w:val="false"/>
-          <w:bCs w:val="false"/>
-          <w:i w:val="false"/>
-          <w:iCs w:val="false"/>
-          <w:snapToGrid w:val="false"/>
-          <w:color w:val="000000"/>
-          <w:spacing w:val="-3"/>
-          <w:kern w:val="0"/>
-          <w:sz w:val="24"/>
-          <w:szCs w:val="24"/>
-          <w:highlight w:val="none"/>
-          <w:vertAlign w:val="baseline"/>
-          <w:em w:val="none"/>
-          <w:lang w:val="en-US" w:bidi="ar-SA" w:eastAsia="en-US"/>
-        </w:rPr>
-        <w:t>个人自定义词典（不参与组句）：在custom_phrase/user.txt放入词库，格式是每行一条中文短语。</w:t>
-      </w:r>
-      <w:r>
-        <w:rPr>
-          <w:rFonts w:ascii="微软雅黑" w:cs="微软雅黑" w:eastAsia="微软雅黑" w:hAnsi="微软雅黑" w:hint="default"/>
-          <w:b w:val="false"/>
-          <w:bCs w:val="false"/>
-          <w:i w:val="false"/>
-          <w:iCs w:val="false"/>
-          <w:snapToGrid w:val="false"/>
-          <w:color w:val="000000"/>
-          <w:spacing w:val="-3"/>
-          <w:kern w:val="0"/>
-          <w:sz w:val="24"/>
-          <w:szCs w:val="24"/>
-          <w:highlight w:val="none"/>
-          <w:vertAlign w:val="baseline"/>
-          <w:em w:val="none"/>
-          <w:lang w:val="en-US" w:bidi="ar-SA" w:eastAsia="en-US"/>
-        </w:rPr>
-        <w:t>当不加编码时，重新部署即可生成五笔简词编码写入文件，并成为由形词开关控制的置顶候选（输入/wjjc只生成编码不产生候选，/wjql清空user.txt）；已有编码和权重（tab制表符作为间隔）不会被覆盖，输入/zyj会把“文件简词”转为“永久简词”即固定在次选的简词，输入/zwj则相反。</w:t>
+        <w:t>组句词典：参考zuci文件夹内任意词典如ext.dict.yaml，可以向里加词，但注意更新时会被覆盖，也可在tiger.dict.yaml等方案对应词库中添加自己的词典</w:t>
       </w:r>
     </w:p>
     <w:p>
